--- a/00-首页/题组Word/第一轮习题集/化学原理/溶液与相图习题集-学生版-打印版.docx
+++ b/00-首页/题组Word/第一轮习题集/化学原理/溶液与相图习题集-学生版-打印版.docx
@@ -1397,7 +1397,7 @@
           </m:e>
           <m:sup>
             <m:r>
-              <m:t>​</m:t>
+              <m:t xml:space="preserve"> </m:t>
             </m:r>
           </m:sup>
         </m:sSup>
@@ -1510,7 +1510,7 @@
           </m:e>
           <m:sup>
             <m:r>
-              <m:t>​</m:t>
+              <m:t xml:space="preserve"> </m:t>
             </m:r>
           </m:sup>
         </m:sSup>
@@ -1727,7 +1727,7 @@
           </m:e>
           <m:sup>
             <m:r>
-              <m:t>​</m:t>
+              <m:t xml:space="preserve"> </m:t>
             </m:r>
           </m:sup>
         </m:sSup>
@@ -1924,7 +1924,7 @@
           </m:e>
           <m:sup>
             <m:r>
-              <m:t>​</m:t>
+              <m:t xml:space="preserve"> </m:t>
             </m:r>
           </m:sup>
         </m:sSup>
@@ -2213,7 +2213,7 @@
           </m:e>
           <m:sup>
             <m:r>
-              <m:t>​</m:t>
+              <m:t xml:space="preserve"> </m:t>
             </m:r>
           </m:sup>
         </m:sSup>
@@ -2410,7 +2410,7 @@
           </m:e>
           <m:sup>
             <m:r>
-              <m:t>​</m:t>
+              <m:t xml:space="preserve"> </m:t>
             </m:r>
           </m:sup>
         </m:sSup>
@@ -5900,7 +5900,7 @@
           </m:e>
           <m:sup>
             <m:r>
-              <m:t>​</m:t>
+              <m:t xml:space="preserve"> </m:t>
             </m:r>
           </m:sup>
         </m:sSup>
@@ -5938,7 +5938,7 @@
           </m:e>
           <m:sup>
             <m:r>
-              <m:t>​</m:t>
+              <m:t xml:space="preserve"> </m:t>
             </m:r>
           </m:sup>
         </m:sSup>
@@ -6505,7 +6505,7 @@
           </m:e>
           <m:sup>
             <m:r>
-              <m:t>​</m:t>
+              <m:t xml:space="preserve"> </m:t>
             </m:r>
           </m:sup>
         </m:sSup>
@@ -6580,7 +6580,7 @@
           </m:e>
           <m:sup>
             <m:r>
-              <m:t>​</m:t>
+              <m:t xml:space="preserve"> </m:t>
             </m:r>
           </m:sup>
         </m:sSup>
@@ -6618,7 +6618,7 @@
           </m:e>
           <m:sup>
             <m:r>
-              <m:t>​</m:t>
+              <m:t xml:space="preserve"> </m:t>
             </m:r>
           </m:sup>
         </m:sSup>
@@ -6856,7 +6856,7 @@
           </m:e>
           <m:sup>
             <m:r>
-              <m:t>​</m:t>
+              <m:t xml:space="preserve"> </m:t>
             </m:r>
           </m:sup>
         </m:sSup>
@@ -7051,7 +7051,7 @@
           </m:e>
           <m:sup>
             <m:r>
-              <m:t>​</m:t>
+              <m:t xml:space="preserve"> </m:t>
             </m:r>
           </m:sup>
         </m:sSup>
@@ -7946,7 +7946,7 @@
           </m:e>
           <m:sup>
             <m:r>
-              <m:t>​</m:t>
+              <m:t xml:space="preserve"> </m:t>
             </m:r>
           </m:sup>
         </m:sSup>
@@ -7990,7 +7990,7 @@
           </m:e>
           <m:sup>
             <m:r>
-              <m:t>​</m:t>
+              <m:t xml:space="preserve"> </m:t>
             </m:r>
           </m:sup>
         </m:sSup>
@@ -8028,7 +8028,7 @@
           </m:e>
           <m:sup>
             <m:r>
-              <m:t>​</m:t>
+              <m:t xml:space="preserve"> </m:t>
             </m:r>
           </m:sup>
         </m:sSup>
@@ -8246,7 +8246,7 @@
           </m:e>
           <m:sup>
             <m:r>
-              <m:t>​</m:t>
+              <m:t xml:space="preserve"> </m:t>
             </m:r>
           </m:sup>
         </m:sSup>
@@ -8497,7 +8497,7 @@
           </m:e>
           <m:sup>
             <m:r>
-              <m:t>​</m:t>
+              <m:t xml:space="preserve"> </m:t>
             </m:r>
           </m:sup>
         </m:sSup>
@@ -8543,7 +8543,7 @@
           </m:e>
           <m:sup>
             <m:r>
-              <m:t>​</m:t>
+              <m:t xml:space="preserve"> </m:t>
             </m:r>
           </m:sup>
         </m:sSup>
@@ -8618,7 +8618,7 @@
           </m:e>
           <m:sup>
             <m:r>
-              <m:t>​</m:t>
+              <m:t xml:space="preserve"> </m:t>
             </m:r>
           </m:sup>
         </m:sSup>
@@ -8656,7 +8656,7 @@
           </m:e>
           <m:sup>
             <m:r>
-              <m:t>​</m:t>
+              <m:t xml:space="preserve"> </m:t>
             </m:r>
           </m:sup>
         </m:sSup>
@@ -8968,7 +8968,7 @@
           </m:e>
           <m:sup>
             <m:r>
-              <m:t>​</m:t>
+              <m:t xml:space="preserve"> </m:t>
             </m:r>
           </m:sup>
         </m:sSup>
@@ -9110,7 +9110,7 @@
           </m:e>
           <m:sup>
             <m:r>
-              <m:t>​</m:t>
+              <m:t xml:space="preserve"> </m:t>
             </m:r>
           </m:sup>
         </m:sSup>
@@ -9529,7 +9529,7 @@
           </m:e>
           <m:sup>
             <m:r>
-              <m:t>​</m:t>
+              <m:t xml:space="preserve"> </m:t>
             </m:r>
           </m:sup>
         </m:sSup>
@@ -9688,7 +9688,7 @@
           </m:e>
           <m:sup>
             <m:r>
-              <m:t>​</m:t>
+              <m:t xml:space="preserve"> </m:t>
             </m:r>
           </m:sup>
         </m:sSup>
@@ -9760,7 +9760,7 @@
           </m:e>
           <m:sup>
             <m:r>
-              <m:t>​</m:t>
+              <m:t xml:space="preserve"> </m:t>
             </m:r>
           </m:sup>
         </m:sSup>
@@ -13654,7 +13654,7 @@
           </m:e>
           <m:sup>
             <m:r>
-              <m:t>​</m:t>
+              <m:t xml:space="preserve"> </m:t>
             </m:r>
           </m:sup>
         </m:sSup>
@@ -14741,7 +14741,7 @@
           </m:e>
           <m:sup>
             <m:r>
-              <m:t>​</m:t>
+              <m:t xml:space="preserve"> </m:t>
             </m:r>
           </m:sup>
         </m:sSup>
@@ -14830,7 +14830,7 @@
           </m:e>
           <m:sup>
             <m:r>
-              <m:t>​</m:t>
+              <m:t xml:space="preserve"> </m:t>
             </m:r>
           </m:sup>
         </m:sSup>
@@ -21670,7 +21670,7 @@
           </m:e>
           <m:sup>
             <m:r>
-              <m:t>​</m:t>
+              <m:t xml:space="preserve"> </m:t>
             </m:r>
           </m:sup>
         </m:sSup>
@@ -23283,7 +23283,7 @@
           </m:e>
           <m:sup>
             <m:r>
-              <m:t>​</m:t>
+              <m:t xml:space="preserve"> </m:t>
             </m:r>
           </m:sup>
         </m:sSup>
@@ -24987,7 +24987,7 @@
                 </m:e>
                 <m:sup>
                   <m:r>
-                    <m:t>​</m:t>
+                    <m:t xml:space="preserve"> </m:t>
                   </m:r>
                 </m:sup>
               </m:sSup>
@@ -25084,7 +25084,7 @@
                 </m:e>
                 <m:sup>
                   <m:r>
-                    <m:t>​</m:t>
+                    <m:t xml:space="preserve"> </m:t>
                   </m:r>
                 </m:sup>
               </m:sSup>
@@ -25392,7 +25392,7 @@
           </m:e>
           <m:sup>
             <m:r>
-              <m:t>​</m:t>
+              <m:t xml:space="preserve"> </m:t>
             </m:r>
           </m:sup>
         </m:sSup>
@@ -25551,7 +25551,7 @@
           </m:e>
           <m:sup>
             <m:r>
-              <m:t>​</m:t>
+              <m:t xml:space="preserve"> </m:t>
             </m:r>
           </m:sup>
         </m:sSup>
@@ -26543,7 +26543,7 @@
           </m:e>
           <m:sup>
             <m:r>
-              <m:t>​</m:t>
+              <m:t xml:space="preserve"> </m:t>
             </m:r>
           </m:sup>
         </m:sSup>
@@ -27154,7 +27154,7 @@
           </m:e>
           <m:sup>
             <m:r>
-              <m:t>​</m:t>
+              <m:t xml:space="preserve"> </m:t>
             </m:r>
           </m:sup>
         </m:sSup>

--- a/00-首页/题组Word/第一轮习题集/化学原理/溶液与相图习题集-学生版-打印版.docx
+++ b/00-首页/题组Word/第一轮习题集/化学原理/溶液与相图习题集-学生版-打印版.docx
@@ -68,6 +68,14 @@
         <w:tblStyle w:val="Table"/>
         <w:tblW w:type="pct" w:w="5000"/>
         <w:tblLayout w:type="fixed"/>
+        <w:tblBorders>
+          <w:top w:val="single" w:sz="12" w:space="0" w:color="000000"/>
+          <w:left w:val="none" w:sz="0" w:space="0" w:color="auto"/>
+          <w:bottom w:val="single" w:sz="12" w:space="0" w:color="000000"/>
+          <w:right w:val="none" w:sz="0" w:space="0" w:color="auto"/>
+          <w:insideH w:val="none" w:sz="0" w:space="0" w:color="auto"/>
+          <w:insideV w:val="none" w:sz="0" w:space="0" w:color="auto"/>
+        </w:tblBorders>
         <w:tblLook w:firstRow="1" w:lastRow="0" w:firstColumn="0" w:lastColumn="0" w:noHBand="0" w:noVBand="0" w:val="0020"/>
       </w:tblPr>
       <w:tblGrid>
@@ -81,7 +89,11 @@
           <w:tblHeader w:val="on"/>
         </w:trPr>
         <w:tc>
-          <w:tcPr/>
+          <w:tcPr>
+            <w:tcBorders>
+              <w:bottom w:val="single" w:sz="8" w:space="0" w:color="000000"/>
+            </w:tcBorders>
+          </w:tcPr>
           <w:p>
             <w:pPr>
               <w:pStyle w:val="Compact"/>
@@ -97,7 +109,11 @@
           </w:p>
         </w:tc>
         <w:tc>
-          <w:tcPr/>
+          <w:tcPr>
+            <w:tcBorders>
+              <w:bottom w:val="single" w:sz="8" w:space="0" w:color="000000"/>
+            </w:tcBorders>
+          </w:tcPr>
           <w:p>
             <w:pPr>
               <w:pStyle w:val="Compact"/>
@@ -113,7 +129,11 @@
           </w:p>
         </w:tc>
         <w:tc>
-          <w:tcPr/>
+          <w:tcPr>
+            <w:tcBorders>
+              <w:bottom w:val="single" w:sz="8" w:space="0" w:color="000000"/>
+            </w:tcBorders>
+          </w:tcPr>
           <w:p>
             <w:pPr>
               <w:pStyle w:val="Compact"/>
@@ -129,7 +149,11 @@
           </w:p>
         </w:tc>
         <w:tc>
-          <w:tcPr/>
+          <w:tcPr>
+            <w:tcBorders>
+              <w:bottom w:val="single" w:sz="8" w:space="0" w:color="000000"/>
+            </w:tcBorders>
+          </w:tcPr>
           <w:p>
             <w:pPr>
               <w:pStyle w:val="Compact"/>
@@ -1039,6 +1063,14 @@
       <w:tblPr>
         <w:tblStyle w:val="Table"/>
         <w:tblW w:type="auto" w:w="0"/>
+        <w:tblBorders>
+          <w:top w:val="single" w:sz="12" w:space="0" w:color="000000"/>
+          <w:left w:val="none" w:sz="0" w:space="0" w:color="auto"/>
+          <w:bottom w:val="single" w:sz="12" w:space="0" w:color="000000"/>
+          <w:right w:val="none" w:sz="0" w:space="0" w:color="auto"/>
+          <w:insideH w:val="none" w:sz="0" w:space="0" w:color="auto"/>
+          <w:insideV w:val="none" w:sz="0" w:space="0" w:color="auto"/>
+        </w:tblBorders>
         <w:tblLook w:firstRow="1" w:lastRow="0" w:firstColumn="0" w:lastColumn="0" w:noHBand="0" w:noVBand="0" w:val="0020"/>
       </w:tblPr>
       <w:tblGrid>
@@ -1053,7 +1085,11 @@
           <w:tblHeader w:val="on"/>
         </w:trPr>
         <w:tc>
-          <w:tcPr/>
+          <w:tcPr>
+            <w:tcBorders>
+              <w:bottom w:val="single" w:sz="8" w:space="0" w:color="000000"/>
+            </w:tcBorders>
+          </w:tcPr>
           <w:p>
             <w:pPr>
               <w:pStyle w:val="Compact"/>
@@ -1076,7 +1112,11 @@
           </w:p>
         </w:tc>
         <w:tc>
-          <w:tcPr/>
+          <w:tcPr>
+            <w:tcBorders>
+              <w:bottom w:val="single" w:sz="8" w:space="0" w:color="000000"/>
+            </w:tcBorders>
+          </w:tcPr>
           <w:p>
             <w:pPr>
               <w:pStyle w:val="Compact"/>
@@ -1092,7 +1132,11 @@
           </w:p>
         </w:tc>
         <w:tc>
-          <w:tcPr/>
+          <w:tcPr>
+            <w:tcBorders>
+              <w:bottom w:val="single" w:sz="8" w:space="0" w:color="000000"/>
+            </w:tcBorders>
+          </w:tcPr>
           <w:p>
             <w:pPr>
               <w:pStyle w:val="Compact"/>
@@ -1108,7 +1152,11 @@
           </w:p>
         </w:tc>
         <w:tc>
-          <w:tcPr/>
+          <w:tcPr>
+            <w:tcBorders>
+              <w:bottom w:val="single" w:sz="8" w:space="0" w:color="000000"/>
+            </w:tcBorders>
+          </w:tcPr>
           <w:p>
             <w:pPr>
               <w:pStyle w:val="Compact"/>
@@ -1124,7 +1172,11 @@
           </w:p>
         </w:tc>
         <w:tc>
-          <w:tcPr/>
+          <w:tcPr>
+            <w:tcBorders>
+              <w:bottom w:val="single" w:sz="8" w:space="0" w:color="000000"/>
+            </w:tcBorders>
+          </w:tcPr>
           <w:p>
             <w:pPr>
               <w:pStyle w:val="Compact"/>
@@ -6190,6 +6242,14 @@
       <w:tblPr>
         <w:tblStyle w:val="Table"/>
         <w:tblW w:type="auto" w:w="0"/>
+        <w:tblBorders>
+          <w:top w:val="single" w:sz="12" w:space="0" w:color="000000"/>
+          <w:left w:val="none" w:sz="0" w:space="0" w:color="auto"/>
+          <w:bottom w:val="single" w:sz="12" w:space="0" w:color="000000"/>
+          <w:right w:val="none" w:sz="0" w:space="0" w:color="auto"/>
+          <w:insideH w:val="none" w:sz="0" w:space="0" w:color="auto"/>
+          <w:insideV w:val="none" w:sz="0" w:space="0" w:color="auto"/>
+        </w:tblBorders>
         <w:tblLook w:firstRow="1" w:lastRow="0" w:firstColumn="0" w:lastColumn="0" w:noHBand="0" w:noVBand="0" w:val="0020"/>
       </w:tblPr>
       <w:tblGrid>
@@ -6204,7 +6264,11 @@
           <w:tblHeader w:val="on"/>
         </w:trPr>
         <w:tc>
-          <w:tcPr/>
+          <w:tcPr>
+            <w:tcBorders>
+              <w:bottom w:val="single" w:sz="8" w:space="0" w:color="000000"/>
+            </w:tcBorders>
+          </w:tcPr>
           <w:p>
             <w:pPr>
               <w:pStyle w:val="Compact"/>
@@ -6227,7 +6291,11 @@
           </w:p>
         </w:tc>
         <w:tc>
-          <w:tcPr/>
+          <w:tcPr>
+            <w:tcBorders>
+              <w:bottom w:val="single" w:sz="8" w:space="0" w:color="000000"/>
+            </w:tcBorders>
+          </w:tcPr>
           <w:p>
             <w:pPr>
               <w:pStyle w:val="Compact"/>
@@ -6243,7 +6311,11 @@
           </w:p>
         </w:tc>
         <w:tc>
-          <w:tcPr/>
+          <w:tcPr>
+            <w:tcBorders>
+              <w:bottom w:val="single" w:sz="8" w:space="0" w:color="000000"/>
+            </w:tcBorders>
+          </w:tcPr>
           <w:p>
             <w:pPr>
               <w:pStyle w:val="Compact"/>
@@ -6259,7 +6331,11 @@
           </w:p>
         </w:tc>
         <w:tc>
-          <w:tcPr/>
+          <w:tcPr>
+            <w:tcBorders>
+              <w:bottom w:val="single" w:sz="8" w:space="0" w:color="000000"/>
+            </w:tcBorders>
+          </w:tcPr>
           <w:p>
             <w:pPr>
               <w:pStyle w:val="Compact"/>
@@ -6275,7 +6351,11 @@
           </w:p>
         </w:tc>
         <w:tc>
-          <w:tcPr/>
+          <w:tcPr>
+            <w:tcBorders>
+              <w:bottom w:val="single" w:sz="8" w:space="0" w:color="000000"/>
+            </w:tcBorders>
+          </w:tcPr>
           <w:p>
             <w:pPr>
               <w:pStyle w:val="Compact"/>
@@ -17090,6 +17170,14 @@
         <w:tblStyle w:val="Table"/>
         <w:tblW w:type="pct" w:w="5000"/>
         <w:tblLayout w:type="fixed"/>
+        <w:tblBorders>
+          <w:top w:val="single" w:sz="12" w:space="0" w:color="000000"/>
+          <w:left w:val="none" w:sz="0" w:space="0" w:color="auto"/>
+          <w:bottom w:val="single" w:sz="12" w:space="0" w:color="000000"/>
+          <w:right w:val="none" w:sz="0" w:space="0" w:color="auto"/>
+          <w:insideH w:val="none" w:sz="0" w:space="0" w:color="auto"/>
+          <w:insideV w:val="none" w:sz="0" w:space="0" w:color="auto"/>
+        </w:tblBorders>
         <w:tblLook w:firstRow="1" w:lastRow="0" w:firstColumn="0" w:lastColumn="0" w:noHBand="0" w:noVBand="0" w:val="0020"/>
       </w:tblPr>
       <w:tblGrid>
@@ -17109,7 +17197,11 @@
           <w:tblHeader w:val="on"/>
         </w:trPr>
         <w:tc>
-          <w:tcPr/>
+          <w:tcPr>
+            <w:tcBorders>
+              <w:bottom w:val="single" w:sz="8" w:space="0" w:color="000000"/>
+            </w:tcBorders>
+          </w:tcPr>
           <w:p>
             <w:pPr>
               <w:pStyle w:val="Compact"/>
@@ -17125,7 +17217,11 @@
           </w:p>
         </w:tc>
         <w:tc>
-          <w:tcPr/>
+          <w:tcPr>
+            <w:tcBorders>
+              <w:bottom w:val="single" w:sz="8" w:space="0" w:color="000000"/>
+            </w:tcBorders>
+          </w:tcPr>
           <w:p>
             <w:pPr>
               <w:pStyle w:val="Compact"/>
@@ -17141,7 +17237,11 @@
           </w:p>
         </w:tc>
         <w:tc>
-          <w:tcPr/>
+          <w:tcPr>
+            <w:tcBorders>
+              <w:bottom w:val="single" w:sz="8" w:space="0" w:color="000000"/>
+            </w:tcBorders>
+          </w:tcPr>
           <w:p>
             <w:pPr>
               <w:pStyle w:val="Compact"/>
@@ -17157,7 +17257,11 @@
           </w:p>
         </w:tc>
         <w:tc>
-          <w:tcPr/>
+          <w:tcPr>
+            <w:tcBorders>
+              <w:bottom w:val="single" w:sz="8" w:space="0" w:color="000000"/>
+            </w:tcBorders>
+          </w:tcPr>
           <w:p>
             <w:pPr>
               <w:pStyle w:val="Compact"/>
@@ -17173,7 +17277,11 @@
           </w:p>
         </w:tc>
         <w:tc>
-          <w:tcPr/>
+          <w:tcPr>
+            <w:tcBorders>
+              <w:bottom w:val="single" w:sz="8" w:space="0" w:color="000000"/>
+            </w:tcBorders>
+          </w:tcPr>
           <w:p>
             <w:pPr>
               <w:pStyle w:val="Compact"/>
@@ -17189,7 +17297,11 @@
           </w:p>
         </w:tc>
         <w:tc>
-          <w:tcPr/>
+          <w:tcPr>
+            <w:tcBorders>
+              <w:bottom w:val="single" w:sz="8" w:space="0" w:color="000000"/>
+            </w:tcBorders>
+          </w:tcPr>
           <w:p>
             <w:pPr>
               <w:pStyle w:val="Compact"/>
@@ -17205,7 +17317,11 @@
           </w:p>
         </w:tc>
         <w:tc>
-          <w:tcPr/>
+          <w:tcPr>
+            <w:tcBorders>
+              <w:bottom w:val="single" w:sz="8" w:space="0" w:color="000000"/>
+            </w:tcBorders>
+          </w:tcPr>
           <w:p>
             <w:pPr>
               <w:pStyle w:val="Compact"/>
@@ -17221,7 +17337,11 @@
           </w:p>
         </w:tc>
         <w:tc>
-          <w:tcPr/>
+          <w:tcPr>
+            <w:tcBorders>
+              <w:bottom w:val="single" w:sz="8" w:space="0" w:color="000000"/>
+            </w:tcBorders>
+          </w:tcPr>
           <w:p>
             <w:pPr>
               <w:pStyle w:val="Compact"/>
@@ -17237,7 +17357,11 @@
           </w:p>
         </w:tc>
         <w:tc>
-          <w:tcPr/>
+          <w:tcPr>
+            <w:tcBorders>
+              <w:bottom w:val="single" w:sz="8" w:space="0" w:color="000000"/>
+            </w:tcBorders>
+          </w:tcPr>
           <w:p>
             <w:pPr>
               <w:pStyle w:val="Compact"/>
@@ -17253,7 +17377,11 @@
           </w:p>
         </w:tc>
         <w:tc>
-          <w:tcPr/>
+          <w:tcPr>
+            <w:tcBorders>
+              <w:bottom w:val="single" w:sz="8" w:space="0" w:color="000000"/>
+            </w:tcBorders>
+          </w:tcPr>
           <w:p>
             <w:pPr>
               <w:pStyle w:val="Compact"/>
@@ -20210,6 +20338,14 @@
         <w:tblStyle w:val="Table"/>
         <w:tblW w:type="pct" w:w="5000"/>
         <w:tblLayout w:type="fixed"/>
+        <w:tblBorders>
+          <w:top w:val="single" w:sz="12" w:space="0" w:color="000000"/>
+          <w:left w:val="none" w:sz="0" w:space="0" w:color="auto"/>
+          <w:bottom w:val="single" w:sz="12" w:space="0" w:color="000000"/>
+          <w:right w:val="none" w:sz="0" w:space="0" w:color="auto"/>
+          <w:insideH w:val="none" w:sz="0" w:space="0" w:color="auto"/>
+          <w:insideV w:val="none" w:sz="0" w:space="0" w:color="auto"/>
+        </w:tblBorders>
         <w:tblLook w:firstRow="1" w:lastRow="0" w:firstColumn="0" w:lastColumn="0" w:noHBand="0" w:noVBand="0" w:val="0020"/>
       </w:tblPr>
       <w:tblGrid>
@@ -20223,7 +20359,11 @@
           <w:tblHeader w:val="on"/>
         </w:trPr>
         <w:tc>
-          <w:tcPr/>
+          <w:tcPr>
+            <w:tcBorders>
+              <w:bottom w:val="single" w:sz="8" w:space="0" w:color="000000"/>
+            </w:tcBorders>
+          </w:tcPr>
           <w:p>
             <w:pPr>
               <w:pStyle w:val="Compact"/>
@@ -20239,7 +20379,11 @@
           </w:p>
         </w:tc>
         <w:tc>
-          <w:tcPr/>
+          <w:tcPr>
+            <w:tcBorders>
+              <w:bottom w:val="single" w:sz="8" w:space="0" w:color="000000"/>
+            </w:tcBorders>
+          </w:tcPr>
           <w:p>
             <w:pPr>
               <w:pStyle w:val="Compact"/>
@@ -20275,7 +20419,11 @@
           </w:p>
         </w:tc>
         <w:tc>
-          <w:tcPr/>
+          <w:tcPr>
+            <w:tcBorders>
+              <w:bottom w:val="single" w:sz="8" w:space="0" w:color="000000"/>
+            </w:tcBorders>
+          </w:tcPr>
           <w:p>
             <w:pPr>
               <w:pStyle w:val="Compact"/>
@@ -20317,7 +20465,11 @@
           </w:p>
         </w:tc>
         <w:tc>
-          <w:tcPr/>
+          <w:tcPr>
+            <w:tcBorders>
+              <w:bottom w:val="single" w:sz="8" w:space="0" w:color="000000"/>
+            </w:tcBorders>
+          </w:tcPr>
           <w:p>
             <w:pPr>
               <w:pStyle w:val="Compact"/>
@@ -23504,6 +23656,14 @@
       <w:tblPr>
         <w:tblStyle w:val="Table"/>
         <w:tblW w:type="auto" w:w="0"/>
+        <w:tblBorders>
+          <w:top w:val="single" w:sz="12" w:space="0" w:color="000000"/>
+          <w:left w:val="none" w:sz="0" w:space="0" w:color="auto"/>
+          <w:bottom w:val="single" w:sz="12" w:space="0" w:color="000000"/>
+          <w:right w:val="none" w:sz="0" w:space="0" w:color="auto"/>
+          <w:insideH w:val="none" w:sz="0" w:space="0" w:color="auto"/>
+          <w:insideV w:val="none" w:sz="0" w:space="0" w:color="auto"/>
+        </w:tblBorders>
         <w:tblLook w:firstRow="1" w:lastRow="0" w:firstColumn="0" w:lastColumn="0" w:noHBand="0" w:noVBand="0" w:val="0020"/>
       </w:tblPr>
       <w:tblGrid>
@@ -23517,7 +23677,11 @@
           <w:tblHeader w:val="on"/>
         </w:trPr>
         <w:tc>
-          <w:tcPr/>
+          <w:tcPr>
+            <w:tcBorders>
+              <w:bottom w:val="single" w:sz="8" w:space="0" w:color="000000"/>
+            </w:tcBorders>
+          </w:tcPr>
           <w:p>
             <w:pPr>
               <w:pStyle w:val="Compact"/>
@@ -23573,7 +23737,11 @@
           </w:p>
         </w:tc>
         <w:tc>
-          <w:tcPr/>
+          <w:tcPr>
+            <w:tcBorders>
+              <w:bottom w:val="single" w:sz="8" w:space="0" w:color="000000"/>
+            </w:tcBorders>
+          </w:tcPr>
           <w:p>
             <w:pPr>
               <w:pStyle w:val="Compact"/>
@@ -23589,7 +23757,11 @@
           </w:p>
         </w:tc>
         <w:tc>
-          <w:tcPr/>
+          <w:tcPr>
+            <w:tcBorders>
+              <w:bottom w:val="single" w:sz="8" w:space="0" w:color="000000"/>
+            </w:tcBorders>
+          </w:tcPr>
           <w:p>
             <w:pPr>
               <w:pStyle w:val="Compact"/>
@@ -23605,7 +23777,11 @@
           </w:p>
         </w:tc>
         <w:tc>
-          <w:tcPr/>
+          <w:tcPr>
+            <w:tcBorders>
+              <w:bottom w:val="single" w:sz="8" w:space="0" w:color="000000"/>
+            </w:tcBorders>
+          </w:tcPr>
           <w:p>
             <w:pPr>
               <w:pStyle w:val="Compact"/>
@@ -24767,6 +24943,14 @@
         <w:tblStyle w:val="Table"/>
         <w:tblW w:type="pct" w:w="5000"/>
         <w:tblLayout w:type="fixed"/>
+        <w:tblBorders>
+          <w:top w:val="single" w:sz="12" w:space="0" w:color="000000"/>
+          <w:left w:val="none" w:sz="0" w:space="0" w:color="auto"/>
+          <w:bottom w:val="single" w:sz="12" w:space="0" w:color="000000"/>
+          <w:right w:val="none" w:sz="0" w:space="0" w:color="auto"/>
+          <w:insideH w:val="none" w:sz="0" w:space="0" w:color="auto"/>
+          <w:insideV w:val="none" w:sz="0" w:space="0" w:color="auto"/>
+        </w:tblBorders>
         <w:tblLook w:firstRow="1" w:lastRow="0" w:firstColumn="0" w:lastColumn="0" w:noHBand="0" w:noVBand="0" w:val="0020"/>
       </w:tblPr>
       <w:tblGrid>
@@ -24781,7 +24965,11 @@
           <w:tblHeader w:val="on"/>
         </w:trPr>
         <w:tc>
-          <w:tcPr/>
+          <w:tcPr>
+            <w:tcBorders>
+              <w:bottom w:val="single" w:sz="8" w:space="0" w:color="000000"/>
+            </w:tcBorders>
+          </w:tcPr>
           <w:p>
             <w:pPr>
               <w:pStyle w:val="Compact"/>
@@ -24790,7 +24978,11 @@
           </w:p>
         </w:tc>
         <w:tc>
-          <w:tcPr/>
+          <w:tcPr>
+            <w:tcBorders>
+              <w:bottom w:val="single" w:sz="8" w:space="0" w:color="000000"/>
+            </w:tcBorders>
+          </w:tcPr>
           <w:p>
             <w:pPr>
               <w:pStyle w:val="Compact"/>
@@ -24844,7 +25036,11 @@
           </w:p>
         </w:tc>
         <w:tc>
-          <w:tcPr/>
+          <w:tcPr>
+            <w:tcBorders>
+              <w:bottom w:val="single" w:sz="8" w:space="0" w:color="000000"/>
+            </w:tcBorders>
+          </w:tcPr>
           <w:p>
             <w:pPr>
               <w:pStyle w:val="Compact"/>
@@ -24892,7 +25088,11 @@
           </w:p>
         </w:tc>
         <w:tc>
-          <w:tcPr/>
+          <w:tcPr>
+            <w:tcBorders>
+              <w:bottom w:val="single" w:sz="8" w:space="0" w:color="000000"/>
+            </w:tcBorders>
+          </w:tcPr>
           <w:p>
             <w:pPr>
               <w:pStyle w:val="Compact"/>
@@ -24934,7 +25134,11 @@
           </w:p>
         </w:tc>
         <w:tc>
-          <w:tcPr/>
+          <w:tcPr>
+            <w:tcBorders>
+              <w:bottom w:val="single" w:sz="8" w:space="0" w:color="000000"/>
+            </w:tcBorders>
+          </w:tcPr>
           <w:p>
             <w:pPr>
               <w:pStyle w:val="Compact"/>
@@ -27858,7 +28062,6 @@
     <w:bookmarkEnd w:id="61"/>
     <w:bookmarkEnd w:id="62"/>
     <w:sectPr>
-      <w:headerReference w:type="default" r:id="rId10"/>
       <w:footerReference w:type="default" r:id="rId9"/>
       <w:footnotePr>
         <w:numRestart w:val="eachSect"/>
@@ -27885,16 +28088,6 @@
       <w:rPr>
         <w:rFonts w:ascii="Times New Roman" w:hAnsi="Times New Roman" w:eastAsia="Times New Roman" w:cs="Times New Roman"/>
         <w:b w:val="0"/>
-        <w:color w:val="000000"/>
-        <w:sz w:val="20"/>
-      </w:rPr>
-      <w:t xml:space="preserve">第 </w:t>
-    </w:r>
-    <w:r>
-      <w:rPr>
-        <w:rFonts w:ascii="Times New Roman" w:hAnsi="Times New Roman" w:eastAsia="Times New Roman" w:cs="Times New Roman"/>
-        <w:b w:val="0"/>
-        <w:color w:val="000000"/>
         <w:sz w:val="20"/>
       </w:rPr>
       <w:fldChar w:fldCharType="begin"/>
@@ -27903,7 +28096,6 @@
       <w:rPr>
         <w:rFonts w:ascii="Times New Roman" w:hAnsi="Times New Roman" w:eastAsia="Times New Roman" w:cs="Times New Roman"/>
         <w:b w:val="0"/>
-        <w:color w:val="000000"/>
         <w:sz w:val="20"/>
       </w:rPr>
       <w:instrText xml:space="preserve"> PAGE </w:instrText>
@@ -27912,91 +28104,9 @@
       <w:rPr>
         <w:rFonts w:ascii="Times New Roman" w:hAnsi="Times New Roman" w:eastAsia="Times New Roman" w:cs="Times New Roman"/>
         <w:b w:val="0"/>
-        <w:color w:val="000000"/>
-        <w:sz w:val="20"/>
-      </w:rPr>
-      <w:fldChar w:fldCharType="separate"/>
-    </w:r>
-    <w:r>
-      <w:rPr>
-        <w:rFonts w:ascii="Times New Roman" w:hAnsi="Times New Roman" w:eastAsia="Times New Roman" w:cs="Times New Roman"/>
-        <w:b w:val="0"/>
-        <w:color w:val="000000"/>
-        <w:sz w:val="20"/>
-      </w:rPr>
-      <w:t>1</w:t>
-    </w:r>
-    <w:r>
-      <w:rPr>
-        <w:rFonts w:ascii="Times New Roman" w:hAnsi="Times New Roman" w:eastAsia="Times New Roman" w:cs="Times New Roman"/>
-        <w:b w:val="0"/>
-        <w:color w:val="000000"/>
         <w:sz w:val="20"/>
       </w:rPr>
       <w:fldChar w:fldCharType="end"/>
-    </w:r>
-    <w:r>
-      <w:rPr>
-        <w:rFonts w:ascii="Times New Roman" w:hAnsi="Times New Roman" w:eastAsia="Times New Roman" w:cs="Times New Roman"/>
-        <w:b w:val="0"/>
-        <w:color w:val="000000"/>
-        <w:sz w:val="20"/>
-      </w:rPr>
-      <w:t xml:space="preserve"> 页 / 共 </w:t>
-    </w:r>
-    <w:r>
-      <w:rPr>
-        <w:rFonts w:ascii="Times New Roman" w:hAnsi="Times New Roman" w:eastAsia="Times New Roman" w:cs="Times New Roman"/>
-        <w:b w:val="0"/>
-        <w:color w:val="000000"/>
-        <w:sz w:val="20"/>
-      </w:rPr>
-      <w:fldChar w:fldCharType="begin"/>
-    </w:r>
-    <w:r>
-      <w:rPr>
-        <w:rFonts w:ascii="Times New Roman" w:hAnsi="Times New Roman" w:eastAsia="Times New Roman" w:cs="Times New Roman"/>
-        <w:b w:val="0"/>
-        <w:color w:val="000000"/>
-        <w:sz w:val="20"/>
-      </w:rPr>
-      <w:instrText xml:space="preserve"> NUMPAGES </w:instrText>
-    </w:r>
-    <w:r>
-      <w:rPr>
-        <w:rFonts w:ascii="Times New Roman" w:hAnsi="Times New Roman" w:eastAsia="Times New Roman" w:cs="Times New Roman"/>
-        <w:b w:val="0"/>
-        <w:color w:val="000000"/>
-        <w:sz w:val="20"/>
-      </w:rPr>
-      <w:fldChar w:fldCharType="separate"/>
-    </w:r>
-    <w:r>
-      <w:rPr>
-        <w:rFonts w:ascii="Times New Roman" w:hAnsi="Times New Roman" w:eastAsia="Times New Roman" w:cs="Times New Roman"/>
-        <w:b w:val="0"/>
-        <w:color w:val="000000"/>
-        <w:sz w:val="20"/>
-      </w:rPr>
-      <w:t>1</w:t>
-    </w:r>
-    <w:r>
-      <w:rPr>
-        <w:rFonts w:ascii="Times New Roman" w:hAnsi="Times New Roman" w:eastAsia="Times New Roman" w:cs="Times New Roman"/>
-        <w:b w:val="0"/>
-        <w:color w:val="000000"/>
-        <w:sz w:val="20"/>
-      </w:rPr>
-      <w:fldChar w:fldCharType="end"/>
-    </w:r>
-    <w:r>
-      <w:rPr>
-        <w:rFonts w:ascii="Times New Roman" w:hAnsi="Times New Roman" w:eastAsia="Times New Roman" w:cs="Times New Roman"/>
-        <w:b w:val="0"/>
-        <w:color w:val="000000"/>
-        <w:sz w:val="20"/>
-      </w:rPr>
-      <w:t xml:space="preserve"> 页</w:t>
     </w:r>
   </w:p>
 </w:ftr>
@@ -28019,28 +28129,6 @@
     </w:p>
   </w:footnote>
 </w:footnotes>
-</file>
-
-<file path=word/header1.xml><?xml version="1.0" encoding="utf-8"?>
-<w:hdr xmlns:m="http://schemas.openxmlformats.org/officeDocument/2006/math" xmlns:mc="http://schemas.openxmlformats.org/markup-compatibility/2006" xmlns:mo="http://schemas.microsoft.com/office/mac/office/2008/main" xmlns:mv="urn:schemas-microsoft-com:mac:vml" xmlns:o="urn:schemas-microsoft-com:office:office" xmlns:r="http://schemas.openxmlformats.org/officeDocument/2006/relationships" xmlns:v="urn:schemas-microsoft-com:vml" xmlns:w10="urn:schemas-microsoft-com:office:word" xmlns:w14="http://schemas.microsoft.com/office/word/2010/wordml" xmlns:w="http://schemas.openxmlformats.org/wordprocessingml/2006/main" xmlns:wne="http://schemas.microsoft.com/office/word/2006/wordml" xmlns:wp14="http://schemas.microsoft.com/office/word/2010/wordprocessingDrawing" xmlns:wp="http://schemas.openxmlformats.org/drawingml/2006/wordprocessingDrawing" xmlns:wpc="http://schemas.microsoft.com/office/word/2010/wordprocessingCanvas" xmlns:wpg="http://schemas.microsoft.com/office/word/2010/wordprocessingGroup" xmlns:wpi="http://schemas.microsoft.com/office/word/2010/wordprocessingInk" xmlns:wps="http://schemas.microsoft.com/office/word/2010/wordprocessingShape" mc:Ignorable="w14 wp14">
-  <w:p>
-    <w:pPr>
-      <w:jc w:val="right"/>
-      <w:pBdr>
-        <w:bottom w:val="single" w:sz="4" w:space="2" w:color="000000"/>
-      </w:pBdr>
-    </w:pPr>
-    <w:r>
-      <w:rPr>
-        <w:rFonts w:ascii="Times New Roman" w:hAnsi="Times New Roman" w:eastAsia="Times New Roman" w:cs="Times New Roman"/>
-        <w:b w:val="0"/>
-        <w:color w:val="000000"/>
-        <w:sz w:val="18"/>
-      </w:rPr>
-      <w:t xml:space="preserve">第一轮化学原理·溶液与相图 习题集</w:t>
-    </w:r>
-  </w:p>
-</w:hdr>
 </file>
 
 <file path=word/numbering.xml><?xml version="1.0" encoding="utf-8"?>
